--- a/ky/discovery-articles/6.28 Штрихкоддор жана QR-коддор.docx
+++ b/ky/discovery-articles/6.28 Штрихкоддор жана QR-коддор.docx
@@ -4,586 +4,387 @@
   <w:body>
     <w:p>
       <w:pPr>
-        <w:keepNext/>
-        <w:spacing w:before="280" w:after="120"/>
+        <w:pStyle w:val="Title"/>
+        <w:widowControl/>
       </w:pPr>
       <w:r>
-        <w:rPr>
-          <w:rFonts w:ascii="Calibri" w:hAnsi="Calibri" w:eastAsia="Calibri"/>
-          <w:b/>
-          <w:i w:val="0"/>
-          <w:color w:val="004E8C"/>
-          <w:sz w:val="44"/>
-        </w:rPr>
         <w:t>6.28 Штрихкоддор жана QR-коддор</w:t>
       </w:r>
     </w:p>
     <w:p>
       <w:pPr>
-        <w:spacing w:after="80"/>
+        <w:keepNext/>
+        <w:widowControl/>
       </w:pPr>
       <w:r>
         <w:rPr>
-          <w:rFonts w:ascii="Calibri" w:hAnsi="Calibri" w:eastAsia="Calibri"/>
-          <w:b w:val="0"/>
-          <w:i/>
-          <w:color w:val="505050"/>
-          <w:sz w:val="22"/>
+          <w:sz w:val="20"/>
         </w:rPr>
         <w:t>6. Санарип технологиялар, космос жана байланыш</w:t>
       </w:r>
     </w:p>
     <w:p>
       <w:pPr>
-        <w:spacing w:after="200"/>
+        <w:keepNext/>
+        <w:widowControl/>
       </w:pPr>
       <w:r>
         <w:rPr>
-          <w:rFonts w:ascii="Calibri" w:hAnsi="Calibri" w:eastAsia="Calibri"/>
-          <w:b w:val="0"/>
-          <w:i/>
-          <w:sz w:val="22"/>
+          <w:sz w:val="20"/>
         </w:rPr>
-        <w:t>Мезгил: 1940–1970-жылдардагы штрихкод патенттери жана UPCнин жайылышы; 1994-жылдагы QR-код (Denso Wave); кийин бардык жерде сканерлөө | Негизги өкүлдөр: Норман Жозеф Вудленд жана Бернард Силвер; азык-түлүк өнөр жайынын UPC комитеттери; QR-код үчүн Масахиро Хара жана Denso Wave</w:t>
+        <w:t>Мезгил: болжол менен 1940–1970-жылдардагы штрихкод патенттери жана UPC системасынын жайылышы; 1994-жылы QR-коддун жаралышы (Denso Wave); кийин сканерлөөнүн кеңири колдонулушу | Негизги салым кошкондор: Норман Жозеф Вудленд жана Бернард Силвер; азык-түлүк тармагындагы UPC комитеттери; QR-код боюнча Масахиро Хара жана Denso Wave</w:t>
       </w:r>
     </w:p>
     <w:p>
       <w:pPr>
-        <w:spacing w:after="160" w:line="276" w:lineRule="auto"/>
+        <w:widowControl/>
       </w:pPr>
       <w:r>
-        <w:rPr>
-          <w:rFonts w:ascii="Calibri" w:hAnsi="Calibri" w:eastAsia="Calibri"/>
-          <w:b w:val="0"/>
-          <w:i w:val="0"/>
-          <w:sz w:val="22"/>
-        </w:rPr>
-        <w:t>Штрихкоддор менен QR-коддор маалыматты машина жарык аркылуу окуй турган оймо түрүндө коддойт. Алар кассадагы эсептешүүнү, логистиканы жана физикалык буюмду санарип жазма менен байланыштырууну тездетти.</w:t>
+        <w:t>Штрихкоддор жана QR-коддор маалыматты жарык аркылуу машина окуй ала турган белгилерге айландырат. Алар кассадагы тейлөөнү, жүк ташууну жана буюмдарды санарип жазуулар менен байланыштырууну тездетти.</w:t>
       </w:r>
     </w:p>
     <w:p>
       <w:pPr>
-        <w:keepNext/>
-        <w:spacing w:before="240" w:after="120"/>
+        <w:pStyle w:val="Heading1"/>
+        <w:widowControl/>
       </w:pPr>
       <w:r>
-        <w:rPr>
-          <w:rFonts w:ascii="Calibri" w:hAnsi="Calibri" w:eastAsia="Calibri"/>
-          <w:b/>
-          <w:i w:val="0"/>
-          <w:color w:val="004E8C"/>
-          <w:sz w:val="28"/>
-        </w:rPr>
-        <w:t>Негизги фактылар</w:t>
+        <w:t>Негизги маалыматтар</w:t>
       </w:r>
     </w:p>
     <w:p>
       <w:pPr>
         <w:pStyle w:val="ListBullet"/>
+        <w:widowControl/>
       </w:pPr>
       <w:r>
-        <w:rPr>
-          <w:rFonts w:ascii="Calibri" w:hAnsi="Calibri" w:eastAsia="Calibri"/>
-          <w:b w:val="0"/>
-          <w:i w:val="0"/>
-          <w:sz w:val="22"/>
-        </w:rPr>
-        <w:t>Вудленд менен Силвер 1940-жылдардын аягында иштеп чыгып, 1950-жылдары бута сымал алгачкы штрихкод идеясын патенттеген</w:t>
+        <w:t>Вудленд менен Силвер 1940-жылдардын аягы — 1950-жылдар аралыгында бута сымал тегерек штрихкоддун алгачкы үлгүсүнө патент алышкан.</w:t>
       </w:r>
     </w:p>
     <w:p>
       <w:pPr>
         <w:pStyle w:val="ListBullet"/>
+        <w:widowControl/>
       </w:pPr>
       <w:r>
-        <w:rPr>
-          <w:rFonts w:ascii="Calibri" w:hAnsi="Calibri" w:eastAsia="Calibri"/>
-          <w:b w:val="0"/>
-          <w:i w:val="0"/>
-          <w:sz w:val="22"/>
-        </w:rPr>
-        <w:t>Универсалдуу товар коду жана супермаркетте сканерлөө 1970-жылдары кеңири жайыла баштаган</w:t>
+        <w:t>UPC — Universal Product Code, товардын универсалдуу коду — жана супермаркеттердеги сканерлөө 1970-жылдары кеңири жайыла баштаган.</w:t>
       </w:r>
     </w:p>
     <w:p>
       <w:pPr>
         <w:pStyle w:val="ListBullet"/>
+        <w:widowControl/>
       </w:pPr>
       <w:r>
-        <w:rPr>
-          <w:rFonts w:ascii="Calibri" w:hAnsi="Calibri" w:eastAsia="Calibri"/>
-          <w:b w:val="0"/>
-          <w:i w:val="0"/>
-          <w:sz w:val="22"/>
-        </w:rPr>
-        <w:t>Сызыктуу штрихкод адатта кыска идентификаторду сактайт, ал эми толук маалымат база аркылуу табылат</w:t>
+        <w:t>Сызыктуу штрихкоддор кыска идентификаторду сактайт; ал аркылуу маалымат базасынан кеңири маалымат табылат.</w:t>
       </w:r>
     </w:p>
     <w:p>
       <w:pPr>
         <w:pStyle w:val="ListBullet"/>
+        <w:widowControl/>
       </w:pPr>
       <w:r>
-        <w:rPr>
-          <w:rFonts w:ascii="Calibri" w:hAnsi="Calibri" w:eastAsia="Calibri"/>
-          <w:b w:val="0"/>
-          <w:i w:val="0"/>
-          <w:sz w:val="22"/>
-        </w:rPr>
-        <w:t>Denso Wave компаниясы 1994-жылы ойлоп тапкан QR-код эки өлчөмдүү тордо көбүрөөк маалымат сактап, ар башка бурчтан окулат</w:t>
+        <w:t>1994-жылы Denso Wave иштеп чыккан QR-коддор эки өлчөмдүү торго көбүрөөк маалымат батырат жана ар башка бурчтан окулат. QR — Quick Response, башкача айтканда «тез жооп» деген аталыштын кыскартылышы.</w:t>
       </w:r>
     </w:p>
     <w:p>
       <w:pPr>
         <w:pStyle w:val="ListBullet"/>
+        <w:widowControl/>
       </w:pPr>
       <w:r>
-        <w:rPr>
-          <w:rFonts w:ascii="Calibri" w:hAnsi="Calibri" w:eastAsia="Calibri"/>
-          <w:b w:val="0"/>
-          <w:i w:val="0"/>
-          <w:sz w:val="22"/>
-        </w:rPr>
-        <w:t>Кийин телефондор төлөм, билет жана шилтеме үчүн QR-код окууну күнүмдүк адатка айлантты</w:t>
+        <w:t>Кийин телефондор QR-кодду төлөм, билет жана шилтеме үчүн сканерлөөнү күнүмдүк адатка айлантты.</w:t>
       </w:r>
     </w:p>
     <w:p>
       <w:pPr>
-        <w:keepNext/>
-        <w:spacing w:before="240" w:after="120"/>
+        <w:pStyle w:val="Heading1"/>
+        <w:widowControl/>
       </w:pPr>
       <w:r>
-        <w:rPr>
-          <w:rFonts w:ascii="Calibri" w:hAnsi="Calibri" w:eastAsia="Calibri"/>
-          <w:b/>
-          <w:i w:val="0"/>
-          <w:color w:val="004E8C"/>
-          <w:sz w:val="28"/>
-        </w:rPr>
-        <w:t>Бул эмне</w:t>
+        <w:t>Бул эмне?</w:t>
       </w:r>
     </w:p>
     <w:p>
       <w:pPr>
-        <w:spacing w:after="160" w:line="276" w:lineRule="auto"/>
+        <w:widowControl/>
       </w:pPr>
       <w:r>
-        <w:rPr>
-          <w:rFonts w:ascii="Calibri" w:hAnsi="Calibri" w:eastAsia="Calibri"/>
-          <w:b w:val="0"/>
-          <w:i w:val="0"/>
-          <w:sz w:val="22"/>
-        </w:rPr>
-        <w:t>Штрихкод — сандарды же текстти коддогон, машина окуй турган оптикалык оймо; ал көбүнчө сызыктардан же эки өлчөмдүү тордон турат. Сканер оймого жарык берип, чагылышын идентификаторго айлантат, андан соң компьютер тиешелүү жазманы табат. QR-код тыгыз чарчы торго интернет дарегин же кыска маалыматты өзүнчө базага кайрылбай эле батыра алат, бирок көп код баары бир маалымат базасына алып барат. Жөнөкөй айтканда, булар буюмдан маалыматка алып барган басма жарлык.</w:t>
+        <w:t>Штрихкод — санды же текстти коддогон, машина окуй турган оптикалык белги. Ал көбүнчө тилкелерден же эки өлчөмдүү тордон турат. Сканер белгиге жарык түшүрүп, чагылган жарыкты чечмелейт да, компьютер маалымат базасынан издей турган идентификаторду алат. QR-код — интернет дарегин же кыска маалыматты өзүндө сактай алган тыгыз чарчы тор. Ошондуктан анын мазмунун окуу үчүн дайыма эле өзүнчө базадан издөө талап кылынбайт, бирок көп коддор ошондой базаларга багыттайт. Жөнөкөй айтканда, булар буюмдан анын маалыматына алып барган басма жол көрсөткүчтөр.</w:t>
       </w:r>
     </w:p>
     <w:p>
       <w:pPr>
-        <w:keepNext/>
-        <w:spacing w:before="240" w:after="120"/>
+        <w:pStyle w:val="Heading1"/>
+        <w:widowControl/>
       </w:pPr>
       <w:r>
-        <w:rPr>
-          <w:rFonts w:ascii="Calibri" w:hAnsi="Calibri" w:eastAsia="Calibri"/>
-          <w:b/>
-          <w:i w:val="0"/>
-          <w:color w:val="004E8C"/>
-          <w:sz w:val="28"/>
-        </w:rPr>
-        <w:t>Аны ким ачкан же ойлоп тапкан</w:t>
+        <w:t xml:space="preserve">Ким ойлоп тапкан</w:t>
       </w:r>
     </w:p>
     <w:p>
       <w:pPr>
-        <w:spacing w:after="160" w:line="276" w:lineRule="auto"/>
+        <w:widowControl/>
       </w:pPr>
       <w:r>
-        <w:rPr>
-          <w:rFonts w:ascii="Calibri" w:hAnsi="Calibri" w:eastAsia="Calibri"/>
-          <w:b w:val="0"/>
-          <w:i w:val="0"/>
-          <w:sz w:val="22"/>
-        </w:rPr>
-        <w:t>Норман Жозеф Вудленд менен Бернард Силвер алгачкы штрихкод идеясын Морзе кодуна окшош оймолордон өнүктүргөн. Өнөр жай комитеттери жана инженерлер UPCни азык-түлүк дүкөндөрүндө колдонууга ылайыкташтырган. Масахиро Хара жетектеген Denso Wave тобу автоунаа тетиктерин көзөмөлдөө үчүн QR-кодду түзүп, кийин аны кеңири лицензиясыз колдонууга ачкан. Сканер чыгаруучулар менен стандартташтыруу уюмдары системаны толуктаган. Демек, жетишкендик ойлоп табуучулар менен аны жайылткандардын баарына таандык.</w:t>
+        <w:t>Норман Жозеф Вудленд менен Бернард Силвер алгачкы идеяларын Морзе белгилерине окшош үлгүлөрдөн алышкан. Тармактык комитеттер жана инженерлер UPC кодун азык-түлүк соодасында колдонууга ыңгайлаштырды. Denso Wave компаниясындагы Масахиро Харанын тобу QR-кодду автоунаа тетиктерин көзөмөлдөө үчүн иштеп чыгып, кийин аны кеңири пайдаланууга жол ачты. Сканер өндүрүүчүлөр жана стандартташтыруу органдары системаны толуктады. Бул жетишкендик ойлоп табуучулар менен аны ишке киргизгендердин жалпы эмгеги.</w:t>
       </w:r>
     </w:p>
     <w:p>
       <w:pPr>
-        <w:keepNext/>
-        <w:spacing w:before="240" w:after="120"/>
+        <w:pStyle w:val="Heading1"/>
+        <w:widowControl/>
       </w:pPr>
       <w:r>
-        <w:rPr>
-          <w:rFonts w:ascii="Calibri" w:hAnsi="Calibri" w:eastAsia="Calibri"/>
-          <w:b/>
-          <w:i w:val="0"/>
-          <w:color w:val="004E8C"/>
-          <w:sz w:val="28"/>
-        </w:rPr>
-        <w:t>Качан жана кантип пайда болгон</w:t>
+        <w:t>Качан жана кантип пайда болгон?</w:t>
       </w:r>
     </w:p>
     <w:p>
       <w:pPr>
-        <w:spacing w:after="160" w:line="276" w:lineRule="auto"/>
+        <w:widowControl/>
       </w:pPr>
       <w:r>
-        <w:rPr>
-          <w:rFonts w:ascii="Calibri" w:hAnsi="Calibri" w:eastAsia="Calibri"/>
-          <w:b w:val="0"/>
-          <w:i w:val="0"/>
-          <w:sz w:val="22"/>
-        </w:rPr>
-        <w:t>1974-жылы Marsh супермаркетинде жасалган сканерлөө UPC тарыхындагы маанилүү учур катары белгиленет, бирок ага чейин көптөгөн патент жана тажрыйба болгон. 1980-жылдары штрихкоддор кампа менен китепканага тарады. QR-код 1994-жылы заводдук линия үчүн пайда болуп, 2000–2010-жылдары жарнамага жана телефондорго өттү. Пандемия учурунда катталуу жана мобилдик төлөм коомчулуктун кодго көнүүсүн тездетти. Негизги чөйрө сыя менен жарык бойдон калса да, анын айланасындагы программа кыйла татаалдашты.</w:t>
+        <w:t>Патенттер жана тажрыйбалык үлгүлөр 1974-жылы Marsh супермаркетинде жасалган белгилүү UPC сканерлөөсүнөн мурда эле бар болчу. Ал окуя көп учурда системанын маанилүү баскычы катары аталат. 1980-жылдары штрихкоддор кампаларга жана китепканаларга тарады. QR-коддор 1994-жылы өндүрүш линиялары үчүн пайда болуп, 2000–2010-жылдары жарнамага жана телефондорго өттү. Пандемия учурунда кирүүнү каттоо жана мобилдик төлөмдөр аларды элге дагы таанытты. Негизги каражат сыя менен жарык бойдон калды, ал эми айланасындагы программалар көбөйдү.</w:t>
       </w:r>
     </w:p>
     <w:p>
       <w:pPr>
-        <w:keepNext/>
-        <w:spacing w:before="240" w:after="120"/>
+        <w:pStyle w:val="Heading1"/>
+        <w:widowControl/>
       </w:pPr>
       <w:r>
-        <w:rPr>
-          <w:rFonts w:ascii="Calibri" w:hAnsi="Calibri" w:eastAsia="Calibri"/>
-          <w:b/>
-          <w:i w:val="0"/>
-          <w:color w:val="004E8C"/>
-          <w:sz w:val="28"/>
-        </w:rPr>
-        <w:t>Илимий жактан мааниси</w:t>
+        <w:t>Илим үчүн мааниси</w:t>
       </w:r>
     </w:p>
     <w:p>
       <w:pPr>
-        <w:spacing w:after="160" w:line="276" w:lineRule="auto"/>
+        <w:widowControl/>
       </w:pPr>
       <w:r>
-        <w:rPr>
-          <w:rFonts w:ascii="Calibri" w:hAnsi="Calibri" w:eastAsia="Calibri"/>
-          <w:b w:val="0"/>
-          <w:i w:val="0"/>
-          <w:sz w:val="22"/>
-        </w:rPr>
-        <w:t>Оптикалык коддор жаркыроо, бузулуу жана так эмес басма шартында да иштеген катаны оңдоо ыкмаларын, басмага чыдамдуулукту жана реалдуу убакытта чечмелөөнү талап кылды. Алар физикалык кампаны чоң маалымат базасы менен байланыштырды. Логистика илими сканерлөө окуяларын иштин ылдамдыгын өлчөөчү маалымат катары колдонот. Илимий жактан штрихкод — арзан кагазды интерфейс кылып, атомдор дүйнөсү менен биттерди байланыштырган көпүрө.</w:t>
+        <w:t>Оптикалык коддордо ката кеткен маалыматты калыбына келтирүү, басмадагы айырмачылыктарга чыдоо жана жалтыраган же бузулган белгини тез окуу маселелери чечилди. Алар ири көлөмдөгү товар запасын өз ара байланышкан таблицалардан турган маалымат базаларына байлады. Логистикада сканерлөөнүн ылдамдыгы жана саны иштин көрсөткүчтөрү катары өлчөнөт. Ошентип, арзан кагаз физикалык буюм менен санарип маалыматтын ортосундагы байланыш каражатына айланды.</w:t>
       </w:r>
     </w:p>
     <w:p>
       <w:pPr>
-        <w:keepNext/>
-        <w:spacing w:before="240" w:after="120"/>
+        <w:pStyle w:val="Heading1"/>
+        <w:widowControl/>
       </w:pPr>
       <w:r>
-        <w:rPr>
-          <w:rFonts w:ascii="Calibri" w:hAnsi="Calibri" w:eastAsia="Calibri"/>
-          <w:b/>
-          <w:i w:val="0"/>
-          <w:color w:val="004E8C"/>
-          <w:sz w:val="28"/>
-        </w:rPr>
-        <w:t>Кийинки өнүгүүлөргө тийгизген таасири</w:t>
+        <w:t>Кийинки өнүгүүгө тийгизген таасири</w:t>
       </w:r>
     </w:p>
     <w:p>
       <w:pPr>
-        <w:spacing w:after="160" w:line="276" w:lineRule="auto"/>
+        <w:widowControl/>
       </w:pPr>
       <w:r>
-        <w:rPr>
-          <w:rFonts w:ascii="Calibri" w:hAnsi="Calibri" w:eastAsia="Calibri"/>
-          <w:b w:val="0"/>
-          <w:i w:val="0"/>
-          <w:sz w:val="22"/>
-        </w:rPr>
-        <w:t>RFID жана компьютердик көрүүгө негизделген касса басма кодсуз да автоматтык таанууну кеңейтүүдө. Электрондук сооданын кампалары азыр да ар бир сканерленген окуя менен иштейт. Ооруканадагы билерик жана учакка отуруу талону ошол эле оймо тилин колдонот. Колдонмонун ичиндеги терең шилтемелер QR-кодду физикалык гипершилтемеге айлантат.</w:t>
+        <w:t>Радиожыштык аркылуу таануу — RFID (Radio Frequency Identification) — жана компьютердик көрүү менен иштеген кассалар автоматтык таанууну басылган коддордун чегинен чыгарды. Интернет дүкөндөрүнүн буйрутма даярдоочу борборлору дагы эле сканерлөө жазууларына таянат. Ооруканадагы билериктер менен учакка отургузуу талондору да ушул ыкманы колдонот. QR-код тиркеменин белгилүү бир жерин ачуучу физикалык шилтеме боло алат.</w:t>
       </w:r>
     </w:p>
     <w:p>
       <w:pPr>
-        <w:keepNext/>
-        <w:spacing w:before="240" w:after="120"/>
+        <w:pStyle w:val="Heading1"/>
+        <w:widowControl/>
       </w:pPr>
       <w:r>
-        <w:rPr>
-          <w:rFonts w:ascii="Calibri" w:hAnsi="Calibri" w:eastAsia="Calibri"/>
-          <w:b/>
-          <w:i w:val="0"/>
-          <w:color w:val="004E8C"/>
-          <w:sz w:val="28"/>
-        </w:rPr>
-        <w:t>Адамдардын жашоосун кантип өзгөрткөн</w:t>
+        <w:t>Адамдардын жашоосун кантип өзгөрткөн?</w:t>
       </w:r>
     </w:p>
     <w:p>
       <w:pPr>
-        <w:spacing w:after="160" w:line="276" w:lineRule="auto"/>
+        <w:widowControl/>
       </w:pPr>
       <w:r>
-        <w:rPr>
-          <w:rFonts w:ascii="Calibri" w:hAnsi="Calibri" w:eastAsia="Calibri"/>
-          <w:b w:val="0"/>
-          <w:i w:val="0"/>
-          <w:sz w:val="22"/>
-        </w:rPr>
-        <w:t>Кассадагы кезек кыскарды, кампада жок товар бат көрүнүп, айрым жеткирүү чынжырында жасалма продукцияны аныктоо жакшырды. Кызматкерлер болсо ар бир кутунун кыймылы көзөмөлдөнгөн тез темптеги сканерлөө эмгегине туш болду. Кардар өзүн-өзү тейлөөгө жана ыңгайлуу билетке ээ болгону менен, зыяндуу код аркылуу жасалган фишинг коркунучу да пайда болду. Дан азыгынын кутусундагы жөнөкөй сызыкчалар чекене сооданы үн-сөзсүз өзгөрттү.</w:t>
+        <w:t>Кассадагы кезектер кыскарды, товар түгөнүп баратканы айкыныраак көрүнүп, айрым жеткирүү чынжырларында жасалма товарды көзөмөлдөө жакшырды. Ошол эле учурда жумушчулардын иш темпи сканерлөөгө байланып, ар бир куту көзөмөлдөнө баштады. Кардарлар өзүн-өзү тейлөөнүн жана электрондук билеттин ыңгайлуулугун алышты, бирок зыяндуу коддор аркылуу алдамчылыкка да туш болушат. Товар кутусундагы жөнөкөй тилкелүү белги соода тармагын олуттуу өзгөрттү.</w:t>
       </w:r>
     </w:p>
     <w:p>
       <w:pPr>
-        <w:keepNext/>
-        <w:spacing w:before="240" w:after="120"/>
+        <w:pStyle w:val="Heading1"/>
+        <w:widowControl/>
       </w:pPr>
       <w:r>
-        <w:rPr>
-          <w:rFonts w:ascii="Calibri" w:hAnsi="Calibri" w:eastAsia="Calibri"/>
-          <w:b/>
-          <w:i w:val="0"/>
-          <w:color w:val="004E8C"/>
-          <w:sz w:val="28"/>
-        </w:rPr>
-        <w:t>Булактар жана шилтемелер</w:t>
+        <w:t>Булактар жана кошумча окуу</w:t>
       </w:r>
     </w:p>
     <w:p>
       <w:pPr>
-        <w:keepNext/>
-        <w:spacing w:before="240" w:after="120"/>
+        <w:pStyle w:val="Heading2"/>
+        <w:widowControl/>
       </w:pPr>
       <w:r>
         <w:rPr>
-          <w:rFonts w:ascii="Calibri" w:hAnsi="Calibri" w:eastAsia="Calibri"/>
-          <w:b/>
-          <w:i w:val="0"/>
-          <w:color w:val="004E8C"/>
-          <w:sz w:val="24"/>
+          <w:sz w:val="20"/>
         </w:rPr>
-        <w:t>C. Мекемелердин материалдары жана энциклопедиялык булактар</w:t>
+        <w:t>Уюмдардын жана энциклопедиялардын материалдары</w:t>
       </w:r>
     </w:p>
     <w:p>
       <w:pPr>
-        <w:spacing w:after="80"/>
-        <w:ind w:left="360"/>
+        <w:widowControl/>
       </w:pPr>
       <w:r>
         <w:rPr>
-          <w:rFonts w:ascii="Calibri" w:hAnsi="Calibri" w:eastAsia="Calibri"/>
-          <w:b w:val="0"/>
-          <w:i w:val="0"/>
-          <w:sz w:val="22"/>
+          <w:sz w:val="20"/>
         </w:rPr>
-        <w:t>1. Encyclopaedia Britannica. «Штрихкод».</w:t>
-      </w:r>
-      <w:r>
-        <w:rPr>
-          <w:rFonts w:ascii="Calibri" w:hAnsi="Calibri" w:eastAsia="Calibri"/>
-          <w:b w:val="0"/>
-          <w:i w:val="0"/>
-          <w:sz w:val="22"/>
-        </w:rPr>
-        <w:t xml:space="preserve"> </w:t>
+        <w:t xml:space="preserve">1. Encyclopaedia Britannica. 'Barcode.' </w:t>
       </w:r>
       <w:hyperlink r:id="rId9">
         <w:r>
           <w:rPr>
-            <w:rFonts w:ascii="Calibri" w:hAnsi="Calibri" w:eastAsia="Calibri"/>
-            <w:b w:val="0"/>
-            <w:i w:val="0"/>
-            <w:sz w:val="22"/>
-            <w:color w:val="0563C1"/>
-            <w:u w:val="single"/>
+            <w:sz w:val="20"/>
           </w:rPr>
           <w:t>https://www.britannica.com/technology/barcode</w:t>
         </w:r>
       </w:hyperlink>
+      <w:r>
+        <w:rPr>
+          <w:sz w:val="20"/>
+        </w:rPr>
+      </w:r>
     </w:p>
     <w:p>
       <w:pPr>
-        <w:spacing w:after="80"/>
-        <w:ind w:left="360"/>
+        <w:widowControl/>
       </w:pPr>
       <w:r>
         <w:rPr>
-          <w:rFonts w:ascii="Calibri" w:hAnsi="Calibri" w:eastAsia="Calibri"/>
-          <w:b w:val="0"/>
-          <w:i w:val="0"/>
-          <w:sz w:val="22"/>
+          <w:sz w:val="20"/>
         </w:rPr>
-        <w:t>2. Encyclopaedia Britannica. «QR-код».</w:t>
-      </w:r>
-      <w:r>
-        <w:rPr>
-          <w:rFonts w:ascii="Calibri" w:hAnsi="Calibri" w:eastAsia="Calibri"/>
-          <w:b w:val="0"/>
-          <w:i w:val="0"/>
-          <w:sz w:val="22"/>
-        </w:rPr>
-        <w:t xml:space="preserve"> </w:t>
+        <w:t xml:space="preserve">2. Encyclopaedia Britannica. 'QR Code.' </w:t>
       </w:r>
       <w:hyperlink r:id="rId10">
         <w:r>
           <w:rPr>
-            <w:rFonts w:ascii="Calibri" w:hAnsi="Calibri" w:eastAsia="Calibri"/>
-            <w:b w:val="0"/>
-            <w:i w:val="0"/>
-            <w:sz w:val="22"/>
-            <w:color w:val="0563C1"/>
-            <w:u w:val="single"/>
+            <w:sz w:val="20"/>
           </w:rPr>
           <w:t>https://www.britannica.com/technology/QR-Code</w:t>
         </w:r>
       </w:hyperlink>
+      <w:r>
+        <w:rPr>
+          <w:sz w:val="20"/>
+        </w:rPr>
+      </w:r>
     </w:p>
     <w:p>
       <w:pPr>
-        <w:spacing w:after="80"/>
-        <w:ind w:left="360"/>
+        <w:widowControl/>
       </w:pPr>
       <w:r>
         <w:rPr>
-          <w:rFonts w:ascii="Calibri" w:hAnsi="Calibri" w:eastAsia="Calibri"/>
-          <w:b w:val="0"/>
-          <w:i w:val="0"/>
-          <w:sz w:val="22"/>
+          <w:sz w:val="20"/>
         </w:rPr>
-        <w:t>3. GS1. Штрихкоддор жана стандарттар жөнүндө.</w:t>
-      </w:r>
-      <w:r>
-        <w:rPr>
-          <w:rFonts w:ascii="Calibri" w:hAnsi="Calibri" w:eastAsia="Calibri"/>
-          <w:b w:val="0"/>
-          <w:i w:val="0"/>
-          <w:sz w:val="22"/>
-        </w:rPr>
-        <w:t xml:space="preserve"> </w:t>
+        <w:t xml:space="preserve">3. GS1. About barcodes and standards. </w:t>
       </w:r>
       <w:hyperlink r:id="rId11">
         <w:r>
           <w:rPr>
-            <w:rFonts w:ascii="Calibri" w:hAnsi="Calibri" w:eastAsia="Calibri"/>
-            <w:b w:val="0"/>
-            <w:i w:val="0"/>
-            <w:sz w:val="22"/>
-            <w:color w:val="0563C1"/>
-            <w:u w:val="single"/>
+            <w:sz w:val="20"/>
           </w:rPr>
           <w:t>https://www.gs1.org/standards/barcodes</w:t>
         </w:r>
       </w:hyperlink>
-    </w:p>
-    <w:p>
-      <w:pPr>
-        <w:keepNext/>
-        <w:spacing w:before="240" w:after="120"/>
-      </w:pPr>
       <w:r>
         <w:rPr>
-          <w:rFonts w:ascii="Calibri" w:hAnsi="Calibri" w:eastAsia="Calibri"/>
-          <w:b/>
-          <w:i w:val="0"/>
-          <w:color w:val="004E8C"/>
-          <w:sz w:val="24"/>
+          <w:sz w:val="20"/>
         </w:rPr>
-        <w:t>D. Музейлердин, архивдердин жана китепканалардын материалдары</w:t>
       </w:r>
     </w:p>
     <w:p>
       <w:pPr>
-        <w:spacing w:after="80"/>
-        <w:ind w:left="360"/>
+        <w:pStyle w:val="Heading2"/>
+        <w:widowControl/>
       </w:pPr>
       <w:r>
         <w:rPr>
-          <w:rFonts w:ascii="Calibri" w:hAnsi="Calibri" w:eastAsia="Calibri"/>
-          <w:b w:val="0"/>
-          <w:i w:val="0"/>
-          <w:sz w:val="22"/>
+          <w:sz w:val="20"/>
         </w:rPr>
-        <w:t>1. Smithsonian National Museum of American History. Чекене соода жана штрихкод тарыхы.</w:t>
+        <w:t>Музейлердин, архивдердин жана китепканалардын материалдары</w:t>
       </w:r>
+    </w:p>
+    <w:p>
+      <w:pPr>
+        <w:widowControl/>
+      </w:pPr>
       <w:r>
         <w:rPr>
-          <w:rFonts w:ascii="Calibri" w:hAnsi="Calibri" w:eastAsia="Calibri"/>
-          <w:b w:val="0"/>
-          <w:i w:val="0"/>
-          <w:sz w:val="22"/>
+          <w:sz w:val="20"/>
         </w:rPr>
-        <w:t xml:space="preserve"> </w:t>
+        <w:t xml:space="preserve">1. Smithsonian National Museum of American History. Retail and barcoding context. </w:t>
       </w:r>
       <w:hyperlink r:id="rId12">
         <w:r>
           <w:rPr>
-            <w:rFonts w:ascii="Calibri" w:hAnsi="Calibri" w:eastAsia="Calibri"/>
-            <w:b w:val="0"/>
-            <w:i w:val="0"/>
-            <w:sz w:val="22"/>
-            <w:color w:val="0563C1"/>
-            <w:u w:val="single"/>
+            <w:sz w:val="20"/>
           </w:rPr>
           <w:t>https://americanhistory.si.edu/</w:t>
         </w:r>
       </w:hyperlink>
-    </w:p>
-    <w:p>
-      <w:pPr>
-        <w:keepNext/>
-        <w:spacing w:before="240" w:after="120"/>
-      </w:pPr>
       <w:r>
         <w:rPr>
-          <w:rFonts w:ascii="Calibri" w:hAnsi="Calibri" w:eastAsia="Calibri"/>
-          <w:b/>
-          <w:i w:val="0"/>
-          <w:color w:val="004E8C"/>
-          <w:sz w:val="24"/>
+          <w:sz w:val="20"/>
         </w:rPr>
-        <w:t>J. Басма сөз, илимий-популярдуу жана жалпы маалымат булактары</w:t>
       </w:r>
     </w:p>
     <w:p>
       <w:pPr>
-        <w:spacing w:after="80"/>
-        <w:ind w:left="360"/>
+        <w:pStyle w:val="Heading2"/>
+        <w:widowControl/>
       </w:pPr>
       <w:r>
         <w:rPr>
-          <w:rFonts w:ascii="Calibri" w:hAnsi="Calibri" w:eastAsia="Calibri"/>
-          <w:b w:val="0"/>
-          <w:i w:val="0"/>
-          <w:sz w:val="22"/>
+          <w:sz w:val="20"/>
         </w:rPr>
-        <w:t>1. Smithsonian Magazine. «Штрихкоддун таң калыштуу тарыхы».</w:t>
+        <w:t>Басма сөз, илимий-популярдуу жана маалымдама материалдар</w:t>
       </w:r>
+    </w:p>
+    <w:p>
+      <w:pPr>
+        <w:widowControl/>
+      </w:pPr>
       <w:r>
         <w:rPr>
-          <w:rFonts w:ascii="Calibri" w:hAnsi="Calibri" w:eastAsia="Calibri"/>
-          <w:b w:val="0"/>
-          <w:i w:val="0"/>
-          <w:sz w:val="22"/>
+          <w:sz w:val="20"/>
         </w:rPr>
-        <w:t xml:space="preserve"> </w:t>
+        <w:t xml:space="preserve">1. Smithsonian Magazine. 'The Strange History of the Barcode.' </w:t>
       </w:r>
       <w:hyperlink r:id="rId13">
         <w:r>
           <w:rPr>
-            <w:rFonts w:ascii="Calibri" w:hAnsi="Calibri" w:eastAsia="Calibri"/>
-            <w:b w:val="0"/>
-            <w:i w:val="0"/>
-            <w:sz w:val="22"/>
-            <w:color w:val="0563C1"/>
-            <w:u w:val="single"/>
+            <w:sz w:val="20"/>
           </w:rPr>
           <w:t>https://www.smithsonianmag.com/innovation/history-barcode-180971025/</w:t>
         </w:r>
       </w:hyperlink>
+      <w:r>
+        <w:rPr>
+          <w:sz w:val="20"/>
+        </w:rPr>
+      </w:r>
     </w:p>
     <w:sectPr>
-      <w:pgSz w:w="12240" w:h="15840"/>
-      <w:pgMar w:top="1296" w:right="1440" w:bottom="1296" w:left="1440" w:header="720" w:footer="720" w:gutter="0"/>
+      <w:footerReference w:type="default" r:id="rId14"/>
+      <w:pgSz w:w="11906" w:h="16838"/>
+      <w:pgMar w:top="1020" w:right="1134" w:bottom="1020" w:left="1134" w:header="720" w:footer="720" w:gutter="0"/>
       <w:cols w:space="720"/>
       <w:docGrid w:linePitch="360"/>
     </w:sectPr>
   </w:body>
 </w:document>
+</file>
+
+<file path=word/footer1.xml><?xml version="1.0" encoding="utf-8"?>
+<w:ftr xmlns:m="http://schemas.openxmlformats.org/officeDocument/2006/math" xmlns:mc="http://schemas.openxmlformats.org/markup-compatibility/2006" xmlns:mo="http://schemas.microsoft.com/office/mac/office/2008/main" xmlns:mv="urn:schemas-microsoft-com:mac:vml" xmlns:o="urn:schemas-microsoft-com:office:office" xmlns:r="http://schemas.openxmlformats.org/officeDocument/2006/relationships" xmlns:v="urn:schemas-microsoft-com:vml" xmlns:w10="urn:schemas-microsoft-com:office:word" xmlns:w14="http://schemas.microsoft.com/office/word/2010/wordml" xmlns:w="http://schemas.openxmlformats.org/wordprocessingml/2006/main" xmlns:wne="http://schemas.microsoft.com/office/word/2006/wordml" xmlns:wp14="http://schemas.microsoft.com/office/word/2010/wordprocessingDrawing" xmlns:wp="http://schemas.openxmlformats.org/drawingml/2006/wordprocessingDrawing" xmlns:wpc="http://schemas.microsoft.com/office/word/2010/wordprocessingCanvas" xmlns:wpg="http://schemas.microsoft.com/office/word/2010/wordprocessingGroup" xmlns:wpi="http://schemas.microsoft.com/office/word/2010/wordprocessingInk" xmlns:wps="http://schemas.microsoft.com/office/word/2010/wordprocessingShape" mc:Ignorable="w14 wp14">
+  <w:p>
+    <w:pPr>
+      <w:pStyle w:val="Footer"/>
+      <w:jc w:val="right"/>
+    </w:pPr>
+    <w:fldSimple w:instr="PAGE"/>
+  </w:p>
+</w:ftr>
 </file>
 
 <file path=word/numbering.xml><?xml version="1.0" encoding="utf-8"?>
@@ -794,7 +595,7 @@
   <w:docDefaults>
     <w:rPrDefault>
       <w:rPr>
-        <w:rFonts w:asciiTheme="minorHAnsi" w:eastAsiaTheme="minorEastAsia" w:hAnsiTheme="minorHAnsi" w:cstheme="minorBidi"/>
+        <w:rFonts/>
         <w:sz w:val="22"/>
         <w:szCs w:val="22"/>
         <w:lang w:val="en-US" w:eastAsia="en-US" w:bidi="ar-SA"/>
@@ -949,6 +750,15 @@
     <w:name w:val="Normal"/>
     <w:qFormat/>
     <w:rsid w:val="00FC693F"/>
+    <w:pPr>
+      <w:spacing w:after="120" w:line="259" w:lineRule="auto"/>
+    </w:pPr>
+    <w:rPr>
+      <w:rFonts w:ascii="Times New Roman" w:hAnsi="Times New Roman"/>
+      <w:color w:val="000000"/>
+      <w:sz w:val="24"/>
+      <w:lang w:val="ky-KG"/>
+    </w:rPr>
   </w:style>
   <w:style w:type="paragraph" w:styleId="Header">
     <w:name w:val="header"/>
@@ -1005,16 +815,17 @@
     <w:pPr>
       <w:keepNext/>
       <w:keepLines/>
-      <w:spacing w:before="480" w:after="0"/>
+      <w:spacing w:before="480" w:after="120" w:line="259" w:lineRule="auto"/>
       <w:outlineLvl w:val="0"/>
     </w:pPr>
     <w:rPr>
-      <w:rFonts w:asciiTheme="majorHAnsi" w:eastAsiaTheme="majorEastAsia" w:hAnsiTheme="majorHAnsi" w:cstheme="majorBidi"/>
+      <w:rFonts w:ascii="Times New Roman" w:hAnsi="Times New Roman"/>
       <w:b/>
       <w:bCs/>
-      <w:color w:val="365F91" w:themeColor="accent1" w:themeShade="BF"/>
-      <w:sz w:val="28"/>
+      <w:color w:val="000000"/>
+      <w:sz w:val="26"/>
       <w:szCs w:val="28"/>
+      <w:lang w:val="ky-KG"/>
     </w:rPr>
   </w:style>
   <w:style w:type="paragraph" w:styleId="Heading2">
@@ -1029,16 +840,17 @@
     <w:pPr>
       <w:keepNext/>
       <w:keepLines/>
-      <w:spacing w:before="200" w:after="0"/>
+      <w:spacing w:before="200" w:after="120" w:line="259" w:lineRule="auto"/>
       <w:outlineLvl w:val="1"/>
     </w:pPr>
     <w:rPr>
-      <w:rFonts w:asciiTheme="majorHAnsi" w:eastAsiaTheme="majorEastAsia" w:hAnsiTheme="majorHAnsi" w:cstheme="majorBidi"/>
+      <w:rFonts w:ascii="Times New Roman" w:hAnsi="Times New Roman"/>
       <w:b/>
       <w:bCs/>
-      <w:color w:val="4F81BD" w:themeColor="accent1"/>
+      <w:color w:val="000000"/>
       <w:sz w:val="26"/>
       <w:szCs w:val="26"/>
+      <w:lang w:val="ky-KG"/>
     </w:rPr>
   </w:style>
   <w:style w:type="paragraph" w:styleId="Heading3">
@@ -1057,7 +869,7 @@
       <w:outlineLvl w:val="2"/>
     </w:pPr>
     <w:rPr>
-      <w:rFonts w:asciiTheme="majorHAnsi" w:eastAsiaTheme="majorEastAsia" w:hAnsiTheme="majorHAnsi" w:cstheme="majorBidi"/>
+      <w:rFonts/>
       <w:b/>
       <w:bCs/>
       <w:color w:val="4F81BD" w:themeColor="accent1"/>
@@ -1080,7 +892,7 @@
       <w:outlineLvl w:val="3"/>
     </w:pPr>
     <w:rPr>
-      <w:rFonts w:asciiTheme="majorHAnsi" w:eastAsiaTheme="majorEastAsia" w:hAnsiTheme="majorHAnsi" w:cstheme="majorBidi"/>
+      <w:rFonts/>
       <w:b/>
       <w:bCs/>
       <w:i/>
@@ -1105,7 +917,7 @@
       <w:outlineLvl w:val="4"/>
     </w:pPr>
     <w:rPr>
-      <w:rFonts w:asciiTheme="majorHAnsi" w:eastAsiaTheme="majorEastAsia" w:hAnsiTheme="majorHAnsi" w:cstheme="majorBidi"/>
+      <w:rFonts/>
       <w:color w:val="243F60" w:themeColor="accent1" w:themeShade="7F"/>
     </w:rPr>
   </w:style>
@@ -1126,7 +938,7 @@
       <w:outlineLvl w:val="5"/>
     </w:pPr>
     <w:rPr>
-      <w:rFonts w:asciiTheme="majorHAnsi" w:eastAsiaTheme="majorEastAsia" w:hAnsiTheme="majorHAnsi" w:cstheme="majorBidi"/>
+      <w:rFonts/>
       <w:i/>
       <w:iCs/>
       <w:color w:val="243F60" w:themeColor="accent1" w:themeShade="7F"/>
@@ -1149,7 +961,7 @@
       <w:outlineLvl w:val="6"/>
     </w:pPr>
     <w:rPr>
-      <w:rFonts w:asciiTheme="majorHAnsi" w:eastAsiaTheme="majorEastAsia" w:hAnsiTheme="majorHAnsi" w:cstheme="majorBidi"/>
+      <w:rFonts/>
       <w:i/>
       <w:iCs/>
       <w:color w:val="404040" w:themeColor="text1" w:themeTint="BF"/>
@@ -1172,7 +984,7 @@
       <w:outlineLvl w:val="7"/>
     </w:pPr>
     <w:rPr>
-      <w:rFonts w:asciiTheme="majorHAnsi" w:eastAsiaTheme="majorEastAsia" w:hAnsiTheme="majorHAnsi" w:cstheme="majorBidi"/>
+      <w:rFonts/>
       <w:color w:val="4F81BD" w:themeColor="accent1"/>
       <w:sz w:val="20"/>
       <w:szCs w:val="20"/>
@@ -1195,7 +1007,7 @@
       <w:outlineLvl w:val="8"/>
     </w:pPr>
     <w:rPr>
-      <w:rFonts w:asciiTheme="majorHAnsi" w:eastAsiaTheme="majorEastAsia" w:hAnsiTheme="majorHAnsi" w:cstheme="majorBidi"/>
+      <w:rFonts/>
       <w:i/>
       <w:iCs/>
       <w:color w:val="404040" w:themeColor="text1" w:themeTint="BF"/>
@@ -1246,7 +1058,7 @@
     <w:uiPriority w:val="9"/>
     <w:rsid w:val="00FC693F"/>
     <w:rPr>
-      <w:rFonts w:asciiTheme="majorHAnsi" w:eastAsiaTheme="majorEastAsia" w:hAnsiTheme="majorHAnsi" w:cstheme="majorBidi"/>
+      <w:rFonts/>
       <w:b/>
       <w:bCs/>
       <w:color w:val="365F91" w:themeColor="accent1" w:themeShade="BF"/>
@@ -1261,7 +1073,7 @@
     <w:uiPriority w:val="9"/>
     <w:rsid w:val="00FC693F"/>
     <w:rPr>
-      <w:rFonts w:asciiTheme="majorHAnsi" w:eastAsiaTheme="majorEastAsia" w:hAnsiTheme="majorHAnsi" w:cstheme="majorBidi"/>
+      <w:rFonts/>
       <w:b/>
       <w:bCs/>
       <w:color w:val="4F81BD" w:themeColor="accent1"/>
@@ -1276,7 +1088,7 @@
     <w:uiPriority w:val="9"/>
     <w:rsid w:val="00FC693F"/>
     <w:rPr>
-      <w:rFonts w:asciiTheme="majorHAnsi" w:eastAsiaTheme="majorEastAsia" w:hAnsiTheme="majorHAnsi" w:cstheme="majorBidi"/>
+      <w:rFonts/>
       <w:b/>
       <w:bCs/>
       <w:color w:val="4F81BD" w:themeColor="accent1"/>
@@ -1291,19 +1103,17 @@
     <w:qFormat/>
     <w:rsid w:val="00FC693F"/>
     <w:pPr>
-      <w:pBdr>
-        <w:bottom w:val="single" w:sz="8" w:space="4" w:color="4F81BD" w:themeColor="accent1"/>
-      </w:pBdr>
-      <w:spacing w:after="300" w:line="240" w:lineRule="auto"/>
+      <w:spacing w:after="120" w:line="259" w:lineRule="auto"/>
       <w:contextualSpacing/>
     </w:pPr>
     <w:rPr>
-      <w:rFonts w:asciiTheme="majorHAnsi" w:eastAsiaTheme="majorEastAsia" w:hAnsiTheme="majorHAnsi" w:cstheme="majorBidi"/>
-      <w:color w:val="17365D" w:themeColor="text2" w:themeShade="BF"/>
+      <w:rFonts w:ascii="Times New Roman" w:hAnsi="Times New Roman"/>
+      <w:color w:val="000000"/>
       <w:spacing w:val="5"/>
       <w:kern w:val="28"/>
-      <w:sz w:val="52"/>
+      <w:sz w:val="40"/>
       <w:szCs w:val="52"/>
+      <w:lang w:val="ky-KG"/>
     </w:rPr>
   </w:style>
   <w:style w:type="character" w:customStyle="1" w:styleId="TitleChar">
@@ -1313,7 +1123,7 @@
     <w:uiPriority w:val="10"/>
     <w:rsid w:val="00FC693F"/>
     <w:rPr>
-      <w:rFonts w:asciiTheme="majorHAnsi" w:eastAsiaTheme="majorEastAsia" w:hAnsiTheme="majorHAnsi" w:cstheme="majorBidi"/>
+      <w:rFonts/>
       <w:color w:val="17365D" w:themeColor="text2" w:themeShade="BF"/>
       <w:spacing w:val="5"/>
       <w:kern w:val="28"/>
@@ -1335,7 +1145,7 @@
       </w:numPr>
     </w:pPr>
     <w:rPr>
-      <w:rFonts w:asciiTheme="majorHAnsi" w:eastAsiaTheme="majorEastAsia" w:hAnsiTheme="majorHAnsi" w:cstheme="majorBidi"/>
+      <w:rFonts/>
       <w:i/>
       <w:iCs/>
       <w:color w:val="4F81BD" w:themeColor="accent1"/>
@@ -1351,7 +1161,7 @@
     <w:uiPriority w:val="11"/>
     <w:rsid w:val="00FC693F"/>
     <w:rPr>
-      <w:rFonts w:asciiTheme="majorHAnsi" w:eastAsiaTheme="majorEastAsia" w:hAnsiTheme="majorHAnsi" w:cstheme="majorBidi"/>
+      <w:rFonts/>
       <w:i/>
       <w:iCs/>
       <w:color w:val="4F81BD" w:themeColor="accent1"/>
@@ -1476,8 +1286,15 @@
       <w:numPr>
         <w:numId w:val="1"/>
       </w:numPr>
+      <w:spacing w:after="120" w:line="259" w:lineRule="auto"/>
       <w:contextualSpacing/>
     </w:pPr>
+    <w:rPr>
+      <w:rFonts w:ascii="Times New Roman" w:hAnsi="Times New Roman"/>
+      <w:color w:val="000000"/>
+      <w:sz w:val="24"/>
+      <w:lang w:val="ky-KG"/>
+    </w:rPr>
   </w:style>
   <w:style w:type="paragraph" w:styleId="ListBullet2">
     <w:name w:val="List Bullet 2"/>
@@ -1649,7 +1466,7 @@
     <w:semiHidden/>
     <w:rsid w:val="00FC693F"/>
     <w:rPr>
-      <w:rFonts w:asciiTheme="majorHAnsi" w:eastAsiaTheme="majorEastAsia" w:hAnsiTheme="majorHAnsi" w:cstheme="majorBidi"/>
+      <w:rFonts/>
       <w:b/>
       <w:bCs/>
       <w:i/>
@@ -1665,7 +1482,7 @@
     <w:semiHidden/>
     <w:rsid w:val="00FC693F"/>
     <w:rPr>
-      <w:rFonts w:asciiTheme="majorHAnsi" w:eastAsiaTheme="majorEastAsia" w:hAnsiTheme="majorHAnsi" w:cstheme="majorBidi"/>
+      <w:rFonts/>
       <w:color w:val="243F60" w:themeColor="accent1" w:themeShade="7F"/>
     </w:rPr>
   </w:style>
@@ -1677,7 +1494,7 @@
     <w:semiHidden/>
     <w:rsid w:val="00FC693F"/>
     <w:rPr>
-      <w:rFonts w:asciiTheme="majorHAnsi" w:eastAsiaTheme="majorEastAsia" w:hAnsiTheme="majorHAnsi" w:cstheme="majorBidi"/>
+      <w:rFonts/>
       <w:i/>
       <w:iCs/>
       <w:color w:val="243F60" w:themeColor="accent1" w:themeShade="7F"/>
@@ -1691,7 +1508,7 @@
     <w:semiHidden/>
     <w:rsid w:val="00FC693F"/>
     <w:rPr>
-      <w:rFonts w:asciiTheme="majorHAnsi" w:eastAsiaTheme="majorEastAsia" w:hAnsiTheme="majorHAnsi" w:cstheme="majorBidi"/>
+      <w:rFonts/>
       <w:i/>
       <w:iCs/>
       <w:color w:val="404040" w:themeColor="text1" w:themeTint="BF"/>
@@ -1705,7 +1522,7 @@
     <w:semiHidden/>
     <w:rsid w:val="00FC693F"/>
     <w:rPr>
-      <w:rFonts w:asciiTheme="majorHAnsi" w:eastAsiaTheme="majorEastAsia" w:hAnsiTheme="majorHAnsi" w:cstheme="majorBidi"/>
+      <w:rFonts/>
       <w:color w:val="4F81BD" w:themeColor="accent1"/>
       <w:sz w:val="20"/>
       <w:szCs w:val="20"/>
@@ -1719,7 +1536,7 @@
     <w:semiHidden/>
     <w:rsid w:val="00FC693F"/>
     <w:rPr>
-      <w:rFonts w:asciiTheme="majorHAnsi" w:eastAsiaTheme="majorEastAsia" w:hAnsiTheme="majorHAnsi" w:cstheme="majorBidi"/>
+      <w:rFonts/>
       <w:i/>
       <w:iCs/>
       <w:color w:val="404040" w:themeColor="text1" w:themeTint="BF"/>
@@ -1778,9 +1595,6 @@
     <w:qFormat/>
     <w:rsid w:val="00FC693F"/>
     <w:pPr>
-      <w:pBdr>
-        <w:bottom w:val="single" w:sz="4" w:space="4" w:color="4F81BD" w:themeColor="accent1"/>
-      </w:pBdr>
       <w:spacing w:before="200" w:after="280"/>
       <w:ind w:left="936" w:right="936"/>
     </w:pPr>
@@ -3308,7 +3122,7 @@
         <w:spacing w:before="0" w:after="0" w:line="240" w:lineRule="auto"/>
       </w:pPr>
       <w:rPr>
-        <w:rFonts w:asciiTheme="majorHAnsi" w:eastAsiaTheme="majorEastAsia" w:hAnsiTheme="majorHAnsi" w:cstheme="majorBidi"/>
+        <w:rFonts/>
         <w:b/>
         <w:bCs/>
       </w:rPr>
@@ -3329,7 +3143,7 @@
         <w:spacing w:before="0" w:after="0" w:line="240" w:lineRule="auto"/>
       </w:pPr>
       <w:rPr>
-        <w:rFonts w:asciiTheme="majorHAnsi" w:eastAsiaTheme="majorEastAsia" w:hAnsiTheme="majorHAnsi" w:cstheme="majorBidi"/>
+        <w:rFonts/>
         <w:b/>
         <w:bCs/>
       </w:rPr>
@@ -3347,14 +3161,14 @@
     </w:tblStylePr>
     <w:tblStylePr w:type="firstCol">
       <w:rPr>
-        <w:rFonts w:asciiTheme="majorHAnsi" w:eastAsiaTheme="majorEastAsia" w:hAnsiTheme="majorHAnsi" w:cstheme="majorBidi"/>
+        <w:rFonts/>
         <w:b/>
         <w:bCs/>
       </w:rPr>
     </w:tblStylePr>
     <w:tblStylePr w:type="lastCol">
       <w:rPr>
-        <w:rFonts w:asciiTheme="majorHAnsi" w:eastAsiaTheme="majorEastAsia" w:hAnsiTheme="majorHAnsi" w:cstheme="majorBidi"/>
+        <w:rFonts/>
         <w:b/>
         <w:bCs/>
       </w:rPr>
@@ -3438,7 +3252,7 @@
         <w:spacing w:before="0" w:after="0" w:line="240" w:lineRule="auto"/>
       </w:pPr>
       <w:rPr>
-        <w:rFonts w:asciiTheme="majorHAnsi" w:eastAsiaTheme="majorEastAsia" w:hAnsiTheme="majorHAnsi" w:cstheme="majorBidi"/>
+        <w:rFonts/>
         <w:b/>
         <w:bCs/>
       </w:rPr>
@@ -3459,7 +3273,7 @@
         <w:spacing w:before="0" w:after="0" w:line="240" w:lineRule="auto"/>
       </w:pPr>
       <w:rPr>
-        <w:rFonts w:asciiTheme="majorHAnsi" w:eastAsiaTheme="majorEastAsia" w:hAnsiTheme="majorHAnsi" w:cstheme="majorBidi"/>
+        <w:rFonts/>
         <w:b/>
         <w:bCs/>
       </w:rPr>
@@ -3477,14 +3291,14 @@
     </w:tblStylePr>
     <w:tblStylePr w:type="firstCol">
       <w:rPr>
-        <w:rFonts w:asciiTheme="majorHAnsi" w:eastAsiaTheme="majorEastAsia" w:hAnsiTheme="majorHAnsi" w:cstheme="majorBidi"/>
+        <w:rFonts/>
         <w:b/>
         <w:bCs/>
       </w:rPr>
     </w:tblStylePr>
     <w:tblStylePr w:type="lastCol">
       <w:rPr>
-        <w:rFonts w:asciiTheme="majorHAnsi" w:eastAsiaTheme="majorEastAsia" w:hAnsiTheme="majorHAnsi" w:cstheme="majorBidi"/>
+        <w:rFonts/>
         <w:b/>
         <w:bCs/>
       </w:rPr>
@@ -3568,7 +3382,7 @@
         <w:spacing w:before="0" w:after="0" w:line="240" w:lineRule="auto"/>
       </w:pPr>
       <w:rPr>
-        <w:rFonts w:asciiTheme="majorHAnsi" w:eastAsiaTheme="majorEastAsia" w:hAnsiTheme="majorHAnsi" w:cstheme="majorBidi"/>
+        <w:rFonts/>
         <w:b/>
         <w:bCs/>
       </w:rPr>
@@ -3589,7 +3403,7 @@
         <w:spacing w:before="0" w:after="0" w:line="240" w:lineRule="auto"/>
       </w:pPr>
       <w:rPr>
-        <w:rFonts w:asciiTheme="majorHAnsi" w:eastAsiaTheme="majorEastAsia" w:hAnsiTheme="majorHAnsi" w:cstheme="majorBidi"/>
+        <w:rFonts/>
         <w:b/>
         <w:bCs/>
       </w:rPr>
@@ -3607,14 +3421,14 @@
     </w:tblStylePr>
     <w:tblStylePr w:type="firstCol">
       <w:rPr>
-        <w:rFonts w:asciiTheme="majorHAnsi" w:eastAsiaTheme="majorEastAsia" w:hAnsiTheme="majorHAnsi" w:cstheme="majorBidi"/>
+        <w:rFonts/>
         <w:b/>
         <w:bCs/>
       </w:rPr>
     </w:tblStylePr>
     <w:tblStylePr w:type="lastCol">
       <w:rPr>
-        <w:rFonts w:asciiTheme="majorHAnsi" w:eastAsiaTheme="majorEastAsia" w:hAnsiTheme="majorHAnsi" w:cstheme="majorBidi"/>
+        <w:rFonts/>
         <w:b/>
         <w:bCs/>
       </w:rPr>
@@ -3698,7 +3512,7 @@
         <w:spacing w:before="0" w:after="0" w:line="240" w:lineRule="auto"/>
       </w:pPr>
       <w:rPr>
-        <w:rFonts w:asciiTheme="majorHAnsi" w:eastAsiaTheme="majorEastAsia" w:hAnsiTheme="majorHAnsi" w:cstheme="majorBidi"/>
+        <w:rFonts/>
         <w:b/>
         <w:bCs/>
       </w:rPr>
@@ -3719,7 +3533,7 @@
         <w:spacing w:before="0" w:after="0" w:line="240" w:lineRule="auto"/>
       </w:pPr>
       <w:rPr>
-        <w:rFonts w:asciiTheme="majorHAnsi" w:eastAsiaTheme="majorEastAsia" w:hAnsiTheme="majorHAnsi" w:cstheme="majorBidi"/>
+        <w:rFonts/>
         <w:b/>
         <w:bCs/>
       </w:rPr>
@@ -3737,14 +3551,14 @@
     </w:tblStylePr>
     <w:tblStylePr w:type="firstCol">
       <w:rPr>
-        <w:rFonts w:asciiTheme="majorHAnsi" w:eastAsiaTheme="majorEastAsia" w:hAnsiTheme="majorHAnsi" w:cstheme="majorBidi"/>
+        <w:rFonts/>
         <w:b/>
         <w:bCs/>
       </w:rPr>
     </w:tblStylePr>
     <w:tblStylePr w:type="lastCol">
       <w:rPr>
-        <w:rFonts w:asciiTheme="majorHAnsi" w:eastAsiaTheme="majorEastAsia" w:hAnsiTheme="majorHAnsi" w:cstheme="majorBidi"/>
+        <w:rFonts/>
         <w:b/>
         <w:bCs/>
       </w:rPr>
@@ -3828,7 +3642,7 @@
         <w:spacing w:before="0" w:after="0" w:line="240" w:lineRule="auto"/>
       </w:pPr>
       <w:rPr>
-        <w:rFonts w:asciiTheme="majorHAnsi" w:eastAsiaTheme="majorEastAsia" w:hAnsiTheme="majorHAnsi" w:cstheme="majorBidi"/>
+        <w:rFonts/>
         <w:b/>
         <w:bCs/>
       </w:rPr>
@@ -3849,7 +3663,7 @@
         <w:spacing w:before="0" w:after="0" w:line="240" w:lineRule="auto"/>
       </w:pPr>
       <w:rPr>
-        <w:rFonts w:asciiTheme="majorHAnsi" w:eastAsiaTheme="majorEastAsia" w:hAnsiTheme="majorHAnsi" w:cstheme="majorBidi"/>
+        <w:rFonts/>
         <w:b/>
         <w:bCs/>
       </w:rPr>
@@ -3867,14 +3681,14 @@
     </w:tblStylePr>
     <w:tblStylePr w:type="firstCol">
       <w:rPr>
-        <w:rFonts w:asciiTheme="majorHAnsi" w:eastAsiaTheme="majorEastAsia" w:hAnsiTheme="majorHAnsi" w:cstheme="majorBidi"/>
+        <w:rFonts/>
         <w:b/>
         <w:bCs/>
       </w:rPr>
     </w:tblStylePr>
     <w:tblStylePr w:type="lastCol">
       <w:rPr>
-        <w:rFonts w:asciiTheme="majorHAnsi" w:eastAsiaTheme="majorEastAsia" w:hAnsiTheme="majorHAnsi" w:cstheme="majorBidi"/>
+        <w:rFonts/>
         <w:b/>
         <w:bCs/>
       </w:rPr>
@@ -3958,7 +3772,7 @@
         <w:spacing w:before="0" w:after="0" w:line="240" w:lineRule="auto"/>
       </w:pPr>
       <w:rPr>
-        <w:rFonts w:asciiTheme="majorHAnsi" w:eastAsiaTheme="majorEastAsia" w:hAnsiTheme="majorHAnsi" w:cstheme="majorBidi"/>
+        <w:rFonts/>
         <w:b/>
         <w:bCs/>
       </w:rPr>
@@ -3979,7 +3793,7 @@
         <w:spacing w:before="0" w:after="0" w:line="240" w:lineRule="auto"/>
       </w:pPr>
       <w:rPr>
-        <w:rFonts w:asciiTheme="majorHAnsi" w:eastAsiaTheme="majorEastAsia" w:hAnsiTheme="majorHAnsi" w:cstheme="majorBidi"/>
+        <w:rFonts/>
         <w:b/>
         <w:bCs/>
       </w:rPr>
@@ -3997,14 +3811,14 @@
     </w:tblStylePr>
     <w:tblStylePr w:type="firstCol">
       <w:rPr>
-        <w:rFonts w:asciiTheme="majorHAnsi" w:eastAsiaTheme="majorEastAsia" w:hAnsiTheme="majorHAnsi" w:cstheme="majorBidi"/>
+        <w:rFonts/>
         <w:b/>
         <w:bCs/>
       </w:rPr>
     </w:tblStylePr>
     <w:tblStylePr w:type="lastCol">
       <w:rPr>
-        <w:rFonts w:asciiTheme="majorHAnsi" w:eastAsiaTheme="majorEastAsia" w:hAnsiTheme="majorHAnsi" w:cstheme="majorBidi"/>
+        <w:rFonts/>
         <w:b/>
         <w:bCs/>
       </w:rPr>
@@ -4088,7 +3902,7 @@
         <w:spacing w:before="0" w:after="0" w:line="240" w:lineRule="auto"/>
       </w:pPr>
       <w:rPr>
-        <w:rFonts w:asciiTheme="majorHAnsi" w:eastAsiaTheme="majorEastAsia" w:hAnsiTheme="majorHAnsi" w:cstheme="majorBidi"/>
+        <w:rFonts/>
         <w:b/>
         <w:bCs/>
       </w:rPr>
@@ -4109,7 +3923,7 @@
         <w:spacing w:before="0" w:after="0" w:line="240" w:lineRule="auto"/>
       </w:pPr>
       <w:rPr>
-        <w:rFonts w:asciiTheme="majorHAnsi" w:eastAsiaTheme="majorEastAsia" w:hAnsiTheme="majorHAnsi" w:cstheme="majorBidi"/>
+        <w:rFonts/>
         <w:b/>
         <w:bCs/>
       </w:rPr>
@@ -4127,14 +3941,14 @@
     </w:tblStylePr>
     <w:tblStylePr w:type="firstCol">
       <w:rPr>
-        <w:rFonts w:asciiTheme="majorHAnsi" w:eastAsiaTheme="majorEastAsia" w:hAnsiTheme="majorHAnsi" w:cstheme="majorBidi"/>
+        <w:rFonts/>
         <w:b/>
         <w:bCs/>
       </w:rPr>
     </w:tblStylePr>
     <w:tblStylePr w:type="lastCol">
       <w:rPr>
-        <w:rFonts w:asciiTheme="majorHAnsi" w:eastAsiaTheme="majorEastAsia" w:hAnsiTheme="majorHAnsi" w:cstheme="majorBidi"/>
+        <w:rFonts/>
         <w:b/>
         <w:bCs/>
       </w:rPr>
@@ -5999,7 +5813,7 @@
     </w:tblPr>
     <w:tblStylePr w:type="firstRow">
       <w:rPr>
-        <w:rFonts w:asciiTheme="majorHAnsi" w:eastAsiaTheme="majorEastAsia" w:hAnsiTheme="majorHAnsi" w:cstheme="majorBidi"/>
+        <w:rFonts/>
       </w:rPr>
       <w:tblPr/>
       <w:tcPr>
@@ -6083,7 +5897,7 @@
     </w:tblPr>
     <w:tblStylePr w:type="firstRow">
       <w:rPr>
-        <w:rFonts w:asciiTheme="majorHAnsi" w:eastAsiaTheme="majorEastAsia" w:hAnsiTheme="majorHAnsi" w:cstheme="majorBidi"/>
+        <w:rFonts/>
       </w:rPr>
       <w:tblPr/>
       <w:tcPr>
@@ -6167,7 +5981,7 @@
     </w:tblPr>
     <w:tblStylePr w:type="firstRow">
       <w:rPr>
-        <w:rFonts w:asciiTheme="majorHAnsi" w:eastAsiaTheme="majorEastAsia" w:hAnsiTheme="majorHAnsi" w:cstheme="majorBidi"/>
+        <w:rFonts/>
       </w:rPr>
       <w:tblPr/>
       <w:tcPr>
@@ -6251,7 +6065,7 @@
     </w:tblPr>
     <w:tblStylePr w:type="firstRow">
       <w:rPr>
-        <w:rFonts w:asciiTheme="majorHAnsi" w:eastAsiaTheme="majorEastAsia" w:hAnsiTheme="majorHAnsi" w:cstheme="majorBidi"/>
+        <w:rFonts/>
       </w:rPr>
       <w:tblPr/>
       <w:tcPr>
@@ -6335,7 +6149,7 @@
     </w:tblPr>
     <w:tblStylePr w:type="firstRow">
       <w:rPr>
-        <w:rFonts w:asciiTheme="majorHAnsi" w:eastAsiaTheme="majorEastAsia" w:hAnsiTheme="majorHAnsi" w:cstheme="majorBidi"/>
+        <w:rFonts/>
       </w:rPr>
       <w:tblPr/>
       <w:tcPr>
@@ -6419,7 +6233,7 @@
     </w:tblPr>
     <w:tblStylePr w:type="firstRow">
       <w:rPr>
-        <w:rFonts w:asciiTheme="majorHAnsi" w:eastAsiaTheme="majorEastAsia" w:hAnsiTheme="majorHAnsi" w:cstheme="majorBidi"/>
+        <w:rFonts/>
       </w:rPr>
       <w:tblPr/>
       <w:tcPr>
@@ -6503,7 +6317,7 @@
     </w:tblPr>
     <w:tblStylePr w:type="firstRow">
       <w:rPr>
-        <w:rFonts w:asciiTheme="majorHAnsi" w:eastAsiaTheme="majorEastAsia" w:hAnsiTheme="majorHAnsi" w:cstheme="majorBidi"/>
+        <w:rFonts/>
       </w:rPr>
       <w:tblPr/>
       <w:tcPr>
@@ -6568,7 +6382,7 @@
       <w:spacing w:after="0" w:line="240" w:lineRule="auto"/>
     </w:pPr>
     <w:rPr>
-      <w:rFonts w:asciiTheme="majorHAnsi" w:eastAsiaTheme="majorEastAsia" w:hAnsiTheme="majorHAnsi" w:cstheme="majorBidi"/>
+      <w:rFonts/>
       <w:color w:val="000000" w:themeColor="text1"/>
     </w:rPr>
     <w:tblPr>
@@ -6696,7 +6510,7 @@
       <w:spacing w:after="0" w:line="240" w:lineRule="auto"/>
     </w:pPr>
     <w:rPr>
-      <w:rFonts w:asciiTheme="majorHAnsi" w:eastAsiaTheme="majorEastAsia" w:hAnsiTheme="majorHAnsi" w:cstheme="majorBidi"/>
+      <w:rFonts/>
       <w:color w:val="000000" w:themeColor="text1"/>
     </w:rPr>
     <w:tblPr>
@@ -6824,7 +6638,7 @@
       <w:spacing w:after="0" w:line="240" w:lineRule="auto"/>
     </w:pPr>
     <w:rPr>
-      <w:rFonts w:asciiTheme="majorHAnsi" w:eastAsiaTheme="majorEastAsia" w:hAnsiTheme="majorHAnsi" w:cstheme="majorBidi"/>
+      <w:rFonts/>
       <w:color w:val="000000" w:themeColor="text1"/>
     </w:rPr>
     <w:tblPr>
@@ -6952,7 +6766,7 @@
       <w:spacing w:after="0" w:line="240" w:lineRule="auto"/>
     </w:pPr>
     <w:rPr>
-      <w:rFonts w:asciiTheme="majorHAnsi" w:eastAsiaTheme="majorEastAsia" w:hAnsiTheme="majorHAnsi" w:cstheme="majorBidi"/>
+      <w:rFonts/>
       <w:color w:val="000000" w:themeColor="text1"/>
     </w:rPr>
     <w:tblPr>
@@ -7080,7 +6894,7 @@
       <w:spacing w:after="0" w:line="240" w:lineRule="auto"/>
     </w:pPr>
     <w:rPr>
-      <w:rFonts w:asciiTheme="majorHAnsi" w:eastAsiaTheme="majorEastAsia" w:hAnsiTheme="majorHAnsi" w:cstheme="majorBidi"/>
+      <w:rFonts/>
       <w:color w:val="000000" w:themeColor="text1"/>
     </w:rPr>
     <w:tblPr>
@@ -7208,7 +7022,7 @@
       <w:spacing w:after="0" w:line="240" w:lineRule="auto"/>
     </w:pPr>
     <w:rPr>
-      <w:rFonts w:asciiTheme="majorHAnsi" w:eastAsiaTheme="majorEastAsia" w:hAnsiTheme="majorHAnsi" w:cstheme="majorBidi"/>
+      <w:rFonts/>
       <w:color w:val="000000" w:themeColor="text1"/>
     </w:rPr>
     <w:tblPr>
@@ -7336,7 +7150,7 @@
       <w:spacing w:after="0" w:line="240" w:lineRule="auto"/>
     </w:pPr>
     <w:rPr>
-      <w:rFonts w:asciiTheme="majorHAnsi" w:eastAsiaTheme="majorEastAsia" w:hAnsiTheme="majorHAnsi" w:cstheme="majorBidi"/>
+      <w:rFonts/>
       <w:color w:val="000000" w:themeColor="text1"/>
     </w:rPr>
     <w:tblPr>
@@ -7975,7 +7789,7 @@
       <w:spacing w:after="0" w:line="240" w:lineRule="auto"/>
     </w:pPr>
     <w:rPr>
-      <w:rFonts w:asciiTheme="majorHAnsi" w:eastAsiaTheme="majorEastAsia" w:hAnsiTheme="majorHAnsi" w:cstheme="majorBidi"/>
+      <w:rFonts/>
       <w:color w:val="000000" w:themeColor="text1"/>
     </w:rPr>
     <w:tblPr>
@@ -8100,7 +7914,7 @@
       <w:spacing w:after="0" w:line="240" w:lineRule="auto"/>
     </w:pPr>
     <w:rPr>
-      <w:rFonts w:asciiTheme="majorHAnsi" w:eastAsiaTheme="majorEastAsia" w:hAnsiTheme="majorHAnsi" w:cstheme="majorBidi"/>
+      <w:rFonts/>
       <w:color w:val="000000" w:themeColor="text1"/>
     </w:rPr>
     <w:tblPr>
@@ -8225,7 +8039,7 @@
       <w:spacing w:after="0" w:line="240" w:lineRule="auto"/>
     </w:pPr>
     <w:rPr>
-      <w:rFonts w:asciiTheme="majorHAnsi" w:eastAsiaTheme="majorEastAsia" w:hAnsiTheme="majorHAnsi" w:cstheme="majorBidi"/>
+      <w:rFonts/>
       <w:color w:val="000000" w:themeColor="text1"/>
     </w:rPr>
     <w:tblPr>
@@ -8350,7 +8164,7 @@
       <w:spacing w:after="0" w:line="240" w:lineRule="auto"/>
     </w:pPr>
     <w:rPr>
-      <w:rFonts w:asciiTheme="majorHAnsi" w:eastAsiaTheme="majorEastAsia" w:hAnsiTheme="majorHAnsi" w:cstheme="majorBidi"/>
+      <w:rFonts/>
       <w:color w:val="000000" w:themeColor="text1"/>
     </w:rPr>
     <w:tblPr>
@@ -8475,7 +8289,7 @@
       <w:spacing w:after="0" w:line="240" w:lineRule="auto"/>
     </w:pPr>
     <w:rPr>
-      <w:rFonts w:asciiTheme="majorHAnsi" w:eastAsiaTheme="majorEastAsia" w:hAnsiTheme="majorHAnsi" w:cstheme="majorBidi"/>
+      <w:rFonts/>
       <w:color w:val="000000" w:themeColor="text1"/>
     </w:rPr>
     <w:tblPr>
@@ -8600,7 +8414,7 @@
       <w:spacing w:after="0" w:line="240" w:lineRule="auto"/>
     </w:pPr>
     <w:rPr>
-      <w:rFonts w:asciiTheme="majorHAnsi" w:eastAsiaTheme="majorEastAsia" w:hAnsiTheme="majorHAnsi" w:cstheme="majorBidi"/>
+      <w:rFonts/>
       <w:color w:val="000000" w:themeColor="text1"/>
     </w:rPr>
     <w:tblPr>
@@ -8725,7 +8539,7 @@
       <w:spacing w:after="0" w:line="240" w:lineRule="auto"/>
     </w:pPr>
     <w:rPr>
-      <w:rFonts w:asciiTheme="majorHAnsi" w:eastAsiaTheme="majorEastAsia" w:hAnsiTheme="majorHAnsi" w:cstheme="majorBidi"/>
+      <w:rFonts/>
       <w:color w:val="000000" w:themeColor="text1"/>
     </w:rPr>
     <w:tblPr>
